--- a/swh/docx/14.content.docx
+++ b/swh/docx/14.content.docx
@@ -19,7 +19,7 @@
         <w:rPr>
           <w:lang w:val="sw_KE" w:bidi="sw_KE"/>
         </w:rPr>
-        <w:t>Resource: Maelezo ya Masomo - Machapisho ya Vitabu (Tyndale)</w:t>
+        <w:t>Resource: Tyndale Open Study Notes</w:t>
       </w:r>
       <w:r>
         <w:rPr>
@@ -112,7 +112,7 @@
         <w:rPr>
           <w:lang w:val="sw_KE" w:bidi="sw_KE"/>
         </w:rPr>
-        <w:t>Maelezo ya Masomo - Machapisho ya Vitabu (Tyndale)</w:t>
+        <w:t>Tyndale Open Study Notes</w:t>
       </w:r>
     </w:p>
     <w:p>

--- a/swh/docx/14.content.docx
+++ b/swh/docx/14.content.docx
@@ -19,7 +19,7 @@
         <w:rPr>
           <w:lang w:val="sw_KE" w:bidi="sw_KE"/>
         </w:rPr>
-        <w:t>Resource: Tyndale Open Study Notes</w:t>
+        <w:t>Resource: Aquifer Open Study Notes (Book Intros)</w:t>
       </w:r>
       <w:r>
         <w:rPr>
@@ -112,7 +112,7 @@
         <w:rPr>
           <w:lang w:val="sw_KE" w:bidi="sw_KE"/>
         </w:rPr>
-        <w:t>Tyndale Open Study Notes</w:t>
+        <w:t>Aquifer Open Study Notes (Book Intros)</w:t>
       </w:r>
     </w:p>
     <w:p>

--- a/swh/docx/14.content.docx
+++ b/swh/docx/14.content.docx
@@ -233,18 +233,12 @@
         </w:rPr>
         <w:t>Kitabu cha pili Mambo ya Nyakati kinatoa kusudi na matumaini kwa watu wenye mustakabali usio na uhakika. Mungu alikuwa ameahidi kwamba wazao wa Daudi wangekuwa na ufalme wa milele, lakini watu wa Yuda walikuwa wamehamishwa kwenda Babuloni. Hata baada ya kurudi Yerusalemu, sasa waliishi kama raia wa Uajemi. Yuda hakuwa na mfalme kutoka kwenye ukoo wa Daudi na hakuwa na matumaini ya kuwa ufalme. Hata hivyo, ahadi za Mungu ni za hakika, hivyo Mwandishi wa Mambo ya Nyakati aliwatia moyo Wayahudi kuwa na matumaini kwa ajili ya mustakabali. Maneno ya Mfalme Yehoshafati yanashika roho ya kitabu: “Nisikilizeni, enyi watu wote wa Yuda na Yerusalemu! Mwamini Bwana Mungu wenu, nanyi mtaweza kusimama imara. Mwamini manabii wake, nanyi mtafanikiwa” (</w:t>
       </w:r>
-      <w:hyperlink r:id="rId13">
-        <w:r>
-          <w:rPr>
-            <w:lang w:val="sw_KE" w:bidi="sw_KE"/>
-          </w:rPr>
-          <w:rPr>
-            <w:color w:val="0000EE"/>
-            <w:u w:val="single"/>
-          </w:rPr>
-          <w:t>2 Nyak 20:20</w:t>
-        </w:r>
-      </w:hyperlink>
+      <w:r>
+        <w:rPr>
+          <w:lang w:val="sw_KE" w:bidi="sw_KE"/>
+        </w:rPr>
+        <w:t>2 Nyak 20:20</w:t>
+      </w:r>
       <w:r>
         <w:rPr>
           <w:lang w:val="sw_KE" w:bidi="sw_KE"/>
@@ -327,36 +321,24 @@
         </w:rPr>
         <w:t>Sura tisa za kwanza za 2 Mambo ya Nyakati zinazingatia utawala wa Solomoni. Sehemu kubwa ya simulizi hii inahusu ujenzi wa hekalu na utoaji kwa ajili ya makuhani. Sala ya Solomoni na jibu la Mungu ni muhimu kwa simulizi la Mwandishi wa Nyakati kuhusu Solomoni (</w:t>
       </w:r>
-      <w:hyperlink r:id="rId14">
-        <w:r>
-          <w:rPr>
-            <w:lang w:val="sw_KE" w:bidi="sw_KE"/>
-          </w:rPr>
-          <w:rPr>
-            <w:color w:val="0000EE"/>
-            <w:u w:val="single"/>
-          </w:rPr>
-          <w:t>6:1–7:22</w:t>
-        </w:r>
-      </w:hyperlink>
+      <w:r>
+        <w:rPr>
+          <w:lang w:val="sw_KE" w:bidi="sw_KE"/>
+        </w:rPr>
+        <w:t>6:1–7:22</w:t>
+      </w:r>
       <w:r>
         <w:rPr>
           <w:lang w:val="sw_KE" w:bidi="sw_KE"/>
         </w:rPr>
         <w:t>). Mungu alijibu sala ya Solomoni katika maono ambayo yalionyesha mtazamo wa kiteolojia wa Mwandishi wa Nyakati mwenyewe (</w:t>
       </w:r>
-      <w:hyperlink r:id="rId15">
-        <w:r>
-          <w:rPr>
-            <w:lang w:val="sw_KE" w:bidi="sw_KE"/>
-          </w:rPr>
-          <w:rPr>
-            <w:color w:val="0000EE"/>
-            <w:u w:val="single"/>
-          </w:rPr>
-          <w:t>7:12–22</w:t>
-        </w:r>
-      </w:hyperlink>
+      <w:r>
+        <w:rPr>
+          <w:lang w:val="sw_KE" w:bidi="sw_KE"/>
+        </w:rPr>
+        <w:t>7:12–22</w:t>
+      </w:r>
       <w:r>
         <w:rPr>
           <w:lang w:val="sw_KE" w:bidi="sw_KE"/>
@@ -377,18 +359,12 @@
         </w:rPr>
         <w:t xml:space="preserve">Baada ya kurekodi mgawanyiko wa ufalme, Mwandishi wa Mambo ya Nyakati alijikita zaidi kwenye ufalme wa kusini wa Yuda. Aliunganisha mwendelezo wa ufalme na mustakabali wa Israeli na nasaba ya Daudi pamoja na hekalu katika Yerusalemu. Hata hivyo, wazao wa Daudi waliotawala Yuda hawakuwa daima mifano ya utii. Wakati huo huo, ufalme wa kaskazini, Israeli, wakati mwingine ulifanya yaliyo sawa (kwa mfano, </w:t>
       </w:r>
-      <w:hyperlink r:id="rId16">
-        <w:r>
-          <w:rPr>
-            <w:lang w:val="sw_KE" w:bidi="sw_KE"/>
-          </w:rPr>
-          <w:rPr>
-            <w:color w:val="0000EE"/>
-            <w:u w:val="single"/>
-          </w:rPr>
-          <w:t>28:5–15</w:t>
-        </w:r>
-      </w:hyperlink>
+      <w:r>
+        <w:rPr>
+          <w:lang w:val="sw_KE" w:bidi="sw_KE"/>
+        </w:rPr>
+        <w:t>28:5–15</w:t>
+      </w:r>
       <w:r>
         <w:rPr>
           <w:lang w:val="sw_KE" w:bidi="sw_KE"/>
@@ -409,72 +385,48 @@
         </w:rPr>
         <w:t>Maelezo ya Mwandishi wa Mambo ya Nyakati kuhusu wafalme wa Yuda wakati mwingine yanatofautiana sana na maelezo yanayopatikana katika kitabu cha Wafalme. Uzia anaonekana kama mtu mdogo katika Wafalme (</w:t>
       </w:r>
-      <w:hyperlink r:id="rId17">
-        <w:r>
-          <w:rPr>
-            <w:lang w:val="sw_KE" w:bidi="sw_KE"/>
-          </w:rPr>
-          <w:rPr>
-            <w:color w:val="0000EE"/>
-            <w:u w:val="single"/>
-          </w:rPr>
-          <w:t>2 Fal 15:1–7</w:t>
-        </w:r>
-      </w:hyperlink>
+      <w:r>
+        <w:rPr>
+          <w:lang w:val="sw_KE" w:bidi="sw_KE"/>
+        </w:rPr>
+        <w:t>2 Fal 15:1–7</w:t>
+      </w:r>
       <w:r>
         <w:rPr>
           <w:lang w:val="sw_KE" w:bidi="sw_KE"/>
         </w:rPr>
         <w:t>), ingawa alikuwa mfalme mwenye nguvu aliyeongoza kwa zaidi ya miaka hamsini. Katika Mambo ya Nyakati, Uzia anajulikana kama mrekebishaji na mjenzi maarufu. Vivyo hivyo, ingawa kidogo kinasemwa kuhusu Yothamu katika Wafalme (</w:t>
       </w:r>
-      <w:hyperlink r:id="rId18">
-        <w:r>
-          <w:rPr>
-            <w:lang w:val="sw_KE" w:bidi="sw_KE"/>
-          </w:rPr>
-          <w:rPr>
-            <w:color w:val="0000EE"/>
-            <w:u w:val="single"/>
-          </w:rPr>
-          <w:t>2 Fal 15:32–38</w:t>
-        </w:r>
-      </w:hyperlink>
+      <w:r>
+        <w:rPr>
+          <w:lang w:val="sw_KE" w:bidi="sw_KE"/>
+        </w:rPr>
+        <w:t>2 Fal 15:32–38</w:t>
+      </w:r>
       <w:r>
         <w:rPr>
           <w:lang w:val="sw_KE" w:bidi="sw_KE"/>
         </w:rPr>
         <w:t>), katika Mambo ya Nyakati kazi yake inaonyeshwa kuwa pana (</w:t>
       </w:r>
-      <w:hyperlink r:id="rId19">
-        <w:r>
-          <w:rPr>
-            <w:lang w:val="sw_KE" w:bidi="sw_KE"/>
-          </w:rPr>
-          <w:rPr>
-            <w:color w:val="0000EE"/>
-            <w:u w:val="single"/>
-          </w:rPr>
-          <w:t>2 Nya 27:3–4</w:t>
-        </w:r>
-      </w:hyperlink>
+      <w:r>
+        <w:rPr>
+          <w:lang w:val="sw_KE" w:bidi="sw_KE"/>
+        </w:rPr>
+        <w:t>2 Nya 27:3–4</w:t>
+      </w:r>
       <w:r>
         <w:rPr>
           <w:lang w:val="sw_KE" w:bidi="sw_KE"/>
         </w:rPr>
         <w:t>). Mwandishi wa Mambo ya Nyakati pia anaongeza ufahamu wetu kuhusu Hezekia (</w:t>
       </w:r>
-      <w:hyperlink r:id="rId20">
-        <w:r>
-          <w:rPr>
-            <w:lang w:val="sw_KE" w:bidi="sw_KE"/>
-          </w:rPr>
-          <w:rPr>
-            <w:color w:val="0000EE"/>
-            <w:u w:val="single"/>
-          </w:rPr>
-          <w:t>29:1–32:33</w:t>
-        </w:r>
-      </w:hyperlink>
+      <w:r>
+        <w:rPr>
+          <w:lang w:val="sw_KE" w:bidi="sw_KE"/>
+        </w:rPr>
+        <w:t>29:1–32:33</w:t>
+      </w:r>
       <w:r>
         <w:rPr>
           <w:lang w:val="sw_KE" w:bidi="sw_KE"/>
@@ -495,18 +447,12 @@
         </w:rPr>
         <w:t>Utawala wa Manase na Amoni unafuata (</w:t>
       </w:r>
-      <w:hyperlink r:id="rId21">
-        <w:r>
-          <w:rPr>
-            <w:lang w:val="sw_KE" w:bidi="sw_KE"/>
-          </w:rPr>
-          <w:rPr>
-            <w:color w:val="0000EE"/>
-            <w:u w:val="single"/>
-          </w:rPr>
-          <w:t>33:1–25</w:t>
-        </w:r>
-      </w:hyperlink>
+      <w:r>
+        <w:rPr>
+          <w:lang w:val="sw_KE" w:bidi="sw_KE"/>
+        </w:rPr>
+        <w:t>33:1–25</w:t>
+      </w:r>
       <w:r>
         <w:rPr>
           <w:lang w:val="sw_KE" w:bidi="sw_KE"/>
@@ -527,36 +473,24 @@
         </w:rPr>
         <w:t>Utawala wa Yosia (</w:t>
       </w:r>
-      <w:hyperlink r:id="rId22">
-        <w:r>
-          <w:rPr>
-            <w:lang w:val="sw_KE" w:bidi="sw_KE"/>
-          </w:rPr>
-          <w:rPr>
-            <w:color w:val="0000EE"/>
-            <w:u w:val="single"/>
-          </w:rPr>
-          <w:t>34:1–35:27</w:t>
-        </w:r>
-      </w:hyperlink>
+      <w:r>
+        <w:rPr>
+          <w:lang w:val="sw_KE" w:bidi="sw_KE"/>
+        </w:rPr>
+        <w:t>34:1–35:27</w:t>
+      </w:r>
       <w:r>
         <w:rPr>
           <w:lang w:val="sw_KE" w:bidi="sw_KE"/>
         </w:rPr>
         <w:t>) ulikuwa wa kupendeza mbele za Mungu. Hata hivyo, Yosia alipofariki (609 KK), mwisho wa Yuda ulifika haraka. Ndani ya miaka minne, Wababeli walianza mfululizo wa mashambulizi (605–586 KK) ambayo yalisababisha uharibifu wa Yerusalemu na hekalu, pamoja na uhamisho wa idadi kubwa ya watu kwenda Babuloni (</w:t>
       </w:r>
-      <w:hyperlink r:id="rId23">
-        <w:r>
-          <w:rPr>
-            <w:lang w:val="sw_KE" w:bidi="sw_KE"/>
-          </w:rPr>
-          <w:rPr>
-            <w:color w:val="0000EE"/>
-            <w:u w:val="single"/>
-          </w:rPr>
-          <w:t>36:2–21</w:t>
-        </w:r>
-      </w:hyperlink>
+      <w:r>
+        <w:rPr>
+          <w:lang w:val="sw_KE" w:bidi="sw_KE"/>
+        </w:rPr>
+        <w:t>36:2–21</w:t>
+      </w:r>
       <w:r>
         <w:rPr>
           <w:lang w:val="sw_KE" w:bidi="sw_KE"/>
@@ -577,18 +511,12 @@
         </w:rPr>
         <w:t xml:space="preserve"> Simulizi inahitimika kwa mwanga wa matumaini: tangazo la Koreshi mwaka wa 538 KK lililoruhusu Wayahudi kurudi Yuda na kujenga upya Yerusalemu (</w:t>
       </w:r>
-      <w:hyperlink r:id="rId24">
-        <w:r>
-          <w:rPr>
-            <w:lang w:val="sw_KE" w:bidi="sw_KE"/>
-          </w:rPr>
-          <w:rPr>
-            <w:color w:val="0000EE"/>
-            <w:u w:val="single"/>
-          </w:rPr>
-          <w:t>36:22–23</w:t>
-        </w:r>
-      </w:hyperlink>
+      <w:r>
+        <w:rPr>
+          <w:lang w:val="sw_KE" w:bidi="sw_KE"/>
+        </w:rPr>
+        <w:t>36:22–23</w:t>
+      </w:r>
       <w:r>
         <w:rPr>
           <w:lang w:val="sw_KE" w:bidi="sw_KE"/>
@@ -700,18 +628,12 @@
         </w:rPr>
         <w:t>Kitabu cha Mambo ya Nyakati kinaonyesha kipindi cha Daudi na Solomoni kama wakati mzuri ambapo Waisraeli wote waliungana katika ibada (</w:t>
       </w:r>
-      <w:hyperlink r:id="rId25">
-        <w:r>
-          <w:rPr>
-            <w:lang w:val="sw_KE" w:bidi="sw_KE"/>
-          </w:rPr>
-          <w:rPr>
-            <w:color w:val="0000EE"/>
-            <w:u w:val="single"/>
-          </w:rPr>
-          <w:t>7:8</w:t>
-        </w:r>
-      </w:hyperlink>
+      <w:r>
+        <w:rPr>
+          <w:lang w:val="sw_KE" w:bidi="sw_KE"/>
+        </w:rPr>
+        <w:t>7:8</w:t>
+      </w:r>
       <w:r>
         <w:rPr>
           <w:lang w:val="sw_KE" w:bidi="sw_KE"/>
@@ -732,72 +654,48 @@
         </w:rPr>
         <w:t>Mwandishi wa Mambo ya Nyakati anaona utawala wa Solomoni kuwa sawa na wa Daudi, kwa kuwa Solomoni alitimiza mipango ya Daudi kuhusu hekalu na ibada (</w:t>
       </w:r>
-      <w:hyperlink r:id="rId26">
-        <w:r>
-          <w:rPr>
-            <w:lang w:val="sw_KE" w:bidi="sw_KE"/>
-          </w:rPr>
-          <w:rPr>
-            <w:color w:val="0000EE"/>
-            <w:u w:val="single"/>
-          </w:rPr>
-          <w:t>3:1</w:t>
-        </w:r>
-      </w:hyperlink>
+      <w:r>
+        <w:rPr>
+          <w:lang w:val="sw_KE" w:bidi="sw_KE"/>
+        </w:rPr>
+        <w:t>3:1</w:t>
+      </w:r>
       <w:r>
         <w:rPr>
           <w:lang w:val="sw_KE" w:bidi="sw_KE"/>
         </w:rPr>
         <w:t xml:space="preserve">; </w:t>
       </w:r>
-      <w:hyperlink r:id="rId27">
-        <w:r>
-          <w:rPr>
-            <w:lang w:val="sw_KE" w:bidi="sw_KE"/>
-          </w:rPr>
-          <w:rPr>
-            <w:color w:val="0000EE"/>
-            <w:u w:val="single"/>
-          </w:rPr>
-          <w:t>5:1</w:t>
-        </w:r>
-      </w:hyperlink>
+      <w:r>
+        <w:rPr>
+          <w:lang w:val="sw_KE" w:bidi="sw_KE"/>
+        </w:rPr>
+        <w:t>5:1</w:t>
+      </w:r>
       <w:r>
         <w:rPr>
           <w:lang w:val="sw_KE" w:bidi="sw_KE"/>
         </w:rPr>
         <w:t xml:space="preserve">; </w:t>
       </w:r>
-      <w:hyperlink r:id="rId28">
-        <w:r>
-          <w:rPr>
-            <w:lang w:val="sw_KE" w:bidi="sw_KE"/>
-          </w:rPr>
-          <w:rPr>
-            <w:color w:val="0000EE"/>
-            <w:u w:val="single"/>
-          </w:rPr>
-          <w:t>7:1</w:t>
-        </w:r>
-      </w:hyperlink>
+      <w:r>
+        <w:rPr>
+          <w:lang w:val="sw_KE" w:bidi="sw_KE"/>
+        </w:rPr>
+        <w:t>7:1</w:t>
+      </w:r>
       <w:r>
         <w:rPr>
           <w:lang w:val="sw_KE" w:bidi="sw_KE"/>
         </w:rPr>
         <w:t>). Katika Mambo ya Nyakati, Daudi anamteua Solomoni kuwa mfalme kwa tangazo la hadhara, na Solomoni anapata baraka za kimungu na uungwaji mkono kamili kutoka kwa watu. Mwandishi wa Mambo ya Nyakati hasemi chochote kuhusu jaribio la mapinduzi la Adonia au dhambi za Solomoni, na anahamisha lawama ya mgawanyiko kwa Yeroboamu (</w:t>
       </w:r>
-      <w:hyperlink r:id="rId29">
-        <w:r>
-          <w:rPr>
-            <w:lang w:val="sw_KE" w:bidi="sw_KE"/>
-          </w:rPr>
-          <w:rPr>
-            <w:color w:val="0000EE"/>
-            <w:u w:val="single"/>
-          </w:rPr>
-          <w:t>13:6–7</w:t>
-        </w:r>
-      </w:hyperlink>
+      <w:r>
+        <w:rPr>
+          <w:lang w:val="sw_KE" w:bidi="sw_KE"/>
+        </w:rPr>
+        <w:t>13:6–7</w:t>
+      </w:r>
       <w:r>
         <w:rPr>
           <w:lang w:val="sw_KE" w:bidi="sw_KE"/>
@@ -832,90 +730,60 @@
         </w:rPr>
         <w:t>Mwandishi pia anatoa matukio katika utawala wa Hezekia kama suluhisho la tatizo la ufalme uliogawanyika. Hapo awali, ufalme wa Yuda chini ya Ahazi ulikuwa umeshuka hadi kiwango sawa cha kutotii kama Israeli (</w:t>
       </w:r>
-      <w:hyperlink r:id="rId30">
-        <w:r>
-          <w:rPr>
-            <w:lang w:val="sw_KE" w:bidi="sw_KE"/>
-          </w:rPr>
-          <w:rPr>
-            <w:color w:val="0000EE"/>
-            <w:u w:val="single"/>
-          </w:rPr>
-          <w:t>28:2</w:t>
-        </w:r>
-      </w:hyperlink>
+      <w:r>
+        <w:rPr>
+          <w:lang w:val="sw_KE" w:bidi="sw_KE"/>
+        </w:rPr>
+        <w:t>28:2</w:t>
+      </w:r>
       <w:r>
         <w:rPr>
           <w:lang w:val="sw_KE" w:bidi="sw_KE"/>
         </w:rPr>
         <w:t xml:space="preserve">, </w:t>
       </w:r>
-      <w:hyperlink r:id="rId31">
-        <w:r>
-          <w:rPr>
-            <w:lang w:val="sw_KE" w:bidi="sw_KE"/>
-          </w:rPr>
-          <w:rPr>
-            <w:color w:val="0000EE"/>
-            <w:u w:val="single"/>
-          </w:rPr>
-          <w:t>6</w:t>
-        </w:r>
-      </w:hyperlink>
+      <w:r>
+        <w:rPr>
+          <w:lang w:val="sw_KE" w:bidi="sw_KE"/>
+        </w:rPr>
+        <w:t>6</w:t>
+      </w:r>
       <w:r>
         <w:rPr>
           <w:lang w:val="sw_KE" w:bidi="sw_KE"/>
         </w:rPr>
         <w:t>), ilhali viongozi wa Israeli walikiri dhambi zao (</w:t>
       </w:r>
-      <w:hyperlink r:id="rId32">
-        <w:r>
-          <w:rPr>
-            <w:lang w:val="sw_KE" w:bidi="sw_KE"/>
-          </w:rPr>
-          <w:rPr>
-            <w:color w:val="0000EE"/>
-            <w:u w:val="single"/>
-          </w:rPr>
-          <w:t>28:13</w:t>
-        </w:r>
-      </w:hyperlink>
+      <w:r>
+        <w:rPr>
+          <w:lang w:val="sw_KE" w:bidi="sw_KE"/>
+        </w:rPr>
+        <w:t>28:13</w:t>
+      </w:r>
       <w:r>
         <w:rPr>
           <w:lang w:val="sw_KE" w:bidi="sw_KE"/>
         </w:rPr>
         <w:t>), wakionyesha utayari wao wa kurejeshwa. Mwandishi kisha anamleta Hezekia, akimtambulisha kwa namna ya kipekee kama Solomoni wa Pili. Hezekia aliwaalika watu wa kaskazini kujiunga katika Pasaka ya kwanza ya utawala wake, na wengi walitikia (</w:t>
       </w:r>
-      <w:hyperlink r:id="rId33">
-        <w:r>
-          <w:rPr>
-            <w:lang w:val="sw_KE" w:bidi="sw_KE"/>
-          </w:rPr>
-          <w:rPr>
-            <w:color w:val="0000EE"/>
-            <w:u w:val="single"/>
-          </w:rPr>
-          <w:t>30:11</w:t>
-        </w:r>
-      </w:hyperlink>
+      <w:r>
+        <w:rPr>
+          <w:lang w:val="sw_KE" w:bidi="sw_KE"/>
+        </w:rPr>
+        <w:t>30:11</w:t>
+      </w:r>
       <w:r>
         <w:rPr>
           <w:lang w:val="sw_KE" w:bidi="sw_KE"/>
         </w:rPr>
         <w:t>); sherehe kama hiyo haikuwa imefanyika tangu wakati wa Solomoni (</w:t>
       </w:r>
-      <w:hyperlink r:id="rId34">
-        <w:r>
-          <w:rPr>
-            <w:lang w:val="sw_KE" w:bidi="sw_KE"/>
-          </w:rPr>
-          <w:rPr>
-            <w:color w:val="0000EE"/>
-            <w:u w:val="single"/>
-          </w:rPr>
-          <w:t>30:26</w:t>
-        </w:r>
-      </w:hyperlink>
+      <w:r>
+        <w:rPr>
+          <w:lang w:val="sw_KE" w:bidi="sw_KE"/>
+        </w:rPr>
+        <w:t>30:26</w:t>
+      </w:r>
       <w:r>
         <w:rPr>
           <w:lang w:val="sw_KE" w:bidi="sw_KE"/>
